--- a/cursos/Percepção de Risco.docx
+++ b/cursos/Percepção de Risco.docx
@@ -324,6 +324,8 @@
         </w:rPr>
         <w:t xml:space="preserve"> horas;</w:t>
       </w:r>
+      <w:bookmarkStart w:id="0" w:name="_GoBack"/>
+      <w:bookmarkEnd w:id="0"/>
     </w:p>
     <w:p>
       <w:pPr>
@@ -544,7 +546,25 @@
           <w:szCs w:val="32"/>
           <w:lang w:eastAsia="pt-BR"/>
         </w:rPr>
-        <w:t xml:space="preserve">              Carlos Alexandre Rodrigues Faria                                                                            Aluno(a)                                                                                                                                                                     Cooordenador da Defesa Civilde Cataguases                                         Doc_______________________                                                                                                                                           Engenheiro Civil</w:t>
+        <w:t xml:space="preserve">              Carlos Alexandre Rodrigues Faria                                                                            Aluno(a)                                                                                                                                                                     Cooordenador da Defesa Civil</w:t>
+      </w:r>
+      <w:r>
+        <w:rPr>
+          <w:rFonts w:hint="default" w:ascii="Arial" w:hAnsi="Arial" w:cs="Arial"/>
+          <w:sz w:val="32"/>
+          <w:szCs w:val="32"/>
+          <w:lang w:val="en-US" w:eastAsia="pt-BR"/>
+        </w:rPr>
+        <w:t xml:space="preserve"> </w:t>
+      </w:r>
+      <w:r>
+        <w:rPr>
+          <w:rFonts w:ascii="Arial" w:hAnsi="Arial" w:cs="Arial"/>
+          <w:sz w:val="32"/>
+          <w:szCs w:val="32"/>
+          <w:lang w:eastAsia="pt-BR"/>
+        </w:rPr>
+        <w:t>de Cataguases                                                                                                                                                                               Engenheiro Civil</w:t>
       </w:r>
       <w:r>
         <w:rPr>
@@ -608,7 +628,6 @@
           </w14:textFill>
         </w:rPr>
         <w:tab/>
-        <w:t/>
       </w:r>
       <w:r>
         <w:rPr>
@@ -624,7 +643,6 @@
           </w14:textFill>
         </w:rPr>
         <w:tab/>
-        <w:t/>
       </w:r>
       <w:r>
         <w:rPr>
@@ -640,7 +658,6 @@
           </w14:textFill>
         </w:rPr>
         <w:tab/>
-        <w:t/>
       </w:r>
       <w:r>
         <w:rPr>
@@ -656,7 +673,6 @@
           </w14:textFill>
         </w:rPr>
         <w:tab/>
-        <w:t/>
       </w:r>
       <w:r>
         <w:rPr>
@@ -672,7 +688,6 @@
           </w14:textFill>
         </w:rPr>
         <w:tab/>
-        <w:t/>
       </w:r>
       <w:r>
         <w:rPr>
@@ -688,7 +703,6 @@
           </w14:textFill>
         </w:rPr>
         <w:tab/>
-        <w:t/>
       </w:r>
       <w:r>
         <w:rPr>
@@ -704,7 +718,6 @@
           </w14:textFill>
         </w:rPr>
         <w:tab/>
-        <w:t/>
       </w:r>
       <w:r>
         <w:rPr>
@@ -721,8 +734,6 @@
         </w:rPr>
         <w:tab/>
       </w:r>
-      <w:bookmarkStart w:id="0" w:name="_GoBack"/>
-      <w:bookmarkEnd w:id="0"/>
       <w:r>
         <w:rPr>
           <w:rFonts w:hint="default" w:ascii="Arial" w:hAnsi="Arial" w:cs="Arial"/>
@@ -864,7 +875,45 @@
             </w14:solidFill>
           </w14:textFill>
         </w:rPr>
-        <w:t xml:space="preserve">Carga horária 06 hrs </w:t>
+        <w:t xml:space="preserve">Carga horária </w:t>
+      </w:r>
+      <w:r>
+        <w:rPr>
+          <w:rFonts w:hint="default" w:ascii="Arial" w:hAnsi="Arial" w:cs="Arial"/>
+          <w:b/>
+          <w:color w:val="262626" w:themeColor="text1" w:themeTint="D9"/>
+          <w:sz w:val="36"/>
+          <w:szCs w:val="36"/>
+          <w:lang w:val="en-US" w:eastAsia="pt-BR"/>
+          <w14:textFill>
+            <w14:solidFill>
+              <w14:schemeClr w14:val="tx1">
+                <w14:lumMod w14:val="85000"/>
+                <w14:lumOff w14:val="15000"/>
+              </w14:schemeClr>
+            </w14:solidFill>
+          </w14:textFill>
+        </w:rPr>
+        <w:t>{{horas}}</w:t>
+      </w:r>
+      <w:r>
+        <w:rPr>
+          <w:rFonts w:ascii="Arial" w:hAnsi="Arial" w:cs="Arial"/>
+          <w:b/>
+          <w:color w:val="262626" w:themeColor="text1" w:themeTint="D9"/>
+          <w:sz w:val="36"/>
+          <w:szCs w:val="36"/>
+          <w:lang w:eastAsia="pt-BR"/>
+          <w14:textFill>
+            <w14:solidFill>
+              <w14:schemeClr w14:val="tx1">
+                <w14:lumMod w14:val="85000"/>
+                <w14:lumOff w14:val="15000"/>
+              </w14:schemeClr>
+            </w14:solidFill>
+          </w14:textFill>
+        </w:rPr>
+        <w:t xml:space="preserve"> hrs </w:t>
       </w:r>
     </w:p>
     <w:p>
@@ -1449,7 +1498,7 @@
     <w:lsdException w:qFormat="1" w:unhideWhenUsed="0" w:uiPriority="10" w:semiHidden="0" w:name="Title"/>
     <w:lsdException w:uiPriority="99" w:name="Closing"/>
     <w:lsdException w:uiPriority="99" w:name="Signature"/>
-    <w:lsdException w:uiPriority="1" w:name="Default Paragraph Font"/>
+    <w:lsdException w:qFormat="1" w:uiPriority="1" w:name="Default Paragraph Font"/>
     <w:lsdException w:uiPriority="99" w:name="Body Text"/>
     <w:lsdException w:uiPriority="99" w:name="Body Text Indent"/>
     <w:lsdException w:uiPriority="99" w:name="List Continue"/>
@@ -1487,7 +1536,7 @@
     <w:lsdException w:uiPriority="99" w:name="HTML Sample"/>
     <w:lsdException w:uiPriority="99" w:name="HTML Typewriter"/>
     <w:lsdException w:uiPriority="99" w:name="HTML Variable"/>
-    <w:lsdException w:uiPriority="99" w:name="Normal Table"/>
+    <w:lsdException w:qFormat="1" w:uiPriority="99" w:name="Normal Table"/>
     <w:lsdException w:uiPriority="99" w:name="annotation subject"/>
     <w:lsdException w:uiPriority="99" w:name="Table Simple 1"/>
     <w:lsdException w:uiPriority="99" w:name="Table Simple 2"/>
@@ -1531,7 +1580,7 @@
     <w:lsdException w:uiPriority="99" w:name="Table Web 1"/>
     <w:lsdException w:uiPriority="99" w:name="Table Web 2"/>
     <w:lsdException w:uiPriority="99" w:name="Table Web 3"/>
-    <w:lsdException w:uiPriority="99" w:name="Balloon Text"/>
+    <w:lsdException w:qFormat="1" w:uiPriority="99" w:name="Balloon Text"/>
     <w:lsdException w:qFormat="1" w:unhideWhenUsed="0" w:uiPriority="59" w:semiHidden="0" w:name="Table Grid"/>
     <w:lsdException w:uiPriority="99" w:name="Table Theme"/>
     <w:lsdException w:qFormat="1" w:unhideWhenUsed="0" w:uiPriority="34" w:semiHidden="0" w:name="List Paragraph"/>
@@ -1554,12 +1603,14 @@
     <w:name w:val="Default Paragraph Font"/>
     <w:semiHidden/>
     <w:unhideWhenUsed/>
+    <w:qFormat/>
     <w:uiPriority w:val="1"/>
   </w:style>
   <w:style w:type="table" w:default="1" w:styleId="3">
     <w:name w:val="Normal Table"/>
     <w:semiHidden/>
     <w:unhideWhenUsed/>
+    <w:qFormat/>
     <w:uiPriority w:val="99"/>
     <w:tblPr>
       <w:tblCellMar>
@@ -1625,6 +1676,7 @@
     <w:link w:val="9"/>
     <w:semiHidden/>
     <w:unhideWhenUsed/>
+    <w:qFormat/>
     <w:uiPriority w:val="99"/>
     <w:pPr>
       <w:spacing w:after="0" w:line="240" w:lineRule="auto"/>
